--- a/fra/docx/24.content.docx
+++ b/fra/docx/24.content.docx
@@ -11,6 +11,15 @@
         <w:pStyle w:val="Heading2"/>
       </w:pPr>
       <w:r>
+        <w:t>Resource: Notes d'étude (Tyndale)</w:t>
+      </w:r>
+      <w:r/>
+    </w:p>
+    <w:p>
+      <w:pPr>
+        <w:pStyle w:val="Heading2"/>
+      </w:pPr>
+      <w:r>
         <w:t>License Information</w:t>
       </w:r>
       <w:r/>
@@ -21,7 +30,7 @@
         <w:rPr>
           <w:b/>
         </w:rPr>
-        <w:t>Study Notes (Tyndale)</w:t>
+        <w:t>Notes d'étude (Tyndale)</w:t>
       </w:r>
       <w:r>
         <w:t xml:space="preserve"> (French) is based on</w:t>
@@ -74,7 +83,7 @@
         <w:pStyle w:val="Heading1"/>
       </w:pPr>
       <w:r>
-        <w:t>Study Notes (Tyndale)</w:t>
+        <w:t>Notes d'étude (Tyndale)</w:t>
       </w:r>
     </w:p>
     <w:p>
@@ -83,6 +92,51 @@
           <w:headerReference w:type="even" r:id="rId8"/>
           <w:headerReference w:type="default" r:id="rId9"/>
           <w:footerReference w:type="default" r:id="rId10"/>
+          <w:footnotePr>
+            <w:numRestart w:val="eachSect"/>
+          </w:footnotePr>
+          <w:type w:val="continuous"/>
+          <w:pgSz w:w="12240" w:h="15840" w:code="1"/>
+          <w:pgMar w:top="1440" w:right="1440" w:bottom="1440" w:left="1440" w:header="504" w:footer="504" w:gutter="0"/>
+          <w:cols w:space="708"/>
+          <w:titlePg/>
+          <w:docGrid w:linePitch="360"/>
+        </w:sectPr>
+      </w:pPr>
+    </w:p>
+    <w:p>
+      <w:r/>
+    </w:p>
+    <w:p>
+      <w:pPr>
+        <w:pStyle w:val="Heading2"/>
+      </w:pPr>
+      <w:r>
+        <w:t>JER</w:t>
+      </w:r>
+      <w:r/>
+    </w:p>
+    <w:p>
+      <w:r/>
+      <w:r>
+        <w:rPr>
+          <w:i/>
+        </w:rPr>
+        <w:t>Jérémie 1.1–19, Jérémie 1.2–3, Jérémie 1.4–5, Jérémie 1.6, Jérémie 1.7–8, Jérémie 1.9, Jérémie 1.11–12, Jérémie 1.13–14, Jérémie 1.17, Jérémie 1.18, Jérémie 1.19, Jérémie 2.1–13, Jérémie 2.2, Jérémie 2.3, Jérémie 2.5, Jérémie 2.6, Jérémie 2.7, Jérémie 2.8, Jérémie 2.9, Jérémie 2.10, Jérémie 2.11, Jérémie 2.12, Jérémie 2.13, Jérémie 2.14, Jérémie 2.14–22, Jérémie 2.15, Jérémie 2.16, Jérémie 2.18, Jérémie 2.19, Jérémie 2.20–21, Jérémie 2.22, Jérémie 2.23, Jérémie 2.23–3:5, Jérémie 2.25, Jérémie 2.26, Jérémie 2.27, Jérémie 2.28, Jérémie 2.30, Jérémie 2.31, Jérémie 2.32, Jérémie 2.33–34, Jérémie 2.35, Jérémie 2.36, Jérémie 3.1, Jérémie 3.1–5, Jérémie 3.2, Jérémie 3.3, Jérémie 3.4–5, Jérémie 3.6–10, Jérémie 3.7–8, Jérémie 3.8, Jérémie 3.9, Jérémie 3.10, Jérémie 3.11–4:2, Jérémie 3.12, Jérémie 3.13, Jérémie 3.14, Jérémie 3.15, Jérémie 3.16, Jérémie 3.17, Jérémie 3.18, Jérémie 3.19–20, Jérémie 3.21–4:2, Jérémie 3.22, Jérémie 3.22–24, Jérémie 4.1, Jérémie 4.2, Jérémie 4.3, Jérémie 4.3–18, Jérémie 4.4, Jérémie 4.5–6, Jérémie 4.7, Jérémie 4.8, Jérémie 4.9, Jérémie 4.10, Jérémie 4.11–12, Jérémie 4.13, Jérémie 4.14–15, Jérémie 4.17–18, Jérémie 4.19–21, Jérémie 4.23–26, Jérémie 4.28, Jérémie 4.29, Jérémie 4.30, Jérémie 4.31, Jérémie 5.1–2, Jérémie 5.3, Jérémie 5.4–5, Jérémie 5.6, Jérémie 5.7–8, Jérémie 5.9, Jérémie 5.10–13, Jérémie 5.12–13, Jérémie 5.14–19, Jérémie 5.15, Jérémie 5.16–17, Jérémie 5.18–19, Jérémie 5.20–21, Jérémie 5.22, Jérémie 5.23–25, Jérémie 5.26–28, Jérémie 5.29–31, Jérémie 6.1, Jérémie 6.1–9, Jérémie 6.2–5, Jérémie 6.6–7, Jérémie 6.8, Jérémie 6.9, Jérémie 6.10, Jérémie 6.10–15, Jérémie 6.11–12, Jérémie 6.13, Jérémie 6.14, Jérémie 6.16, Jérémie 6.16–21, Jérémie 6.17, Jérémie 6.18–19, Jérémie 6.20, Jérémie 6.22–23, Jérémie 6.22–30, Jérémie 6.26, Jérémie 6.27, Jérémie 6.27–30, Jérémie 6.28, Jérémie 6.29, Jérémie 6.30, Jérémie 7.1–2, Jérémie 7.1–15, Jérémie 7.3–4, Jérémie 7.5–7, Jérémie 7.8–10, Jérémie 7.11, Jérémie 7.12, Jérémie 7.12–15, Jérémie 7.13–15, Jérémie 7.16, Jérémie 7.17–18, Jérémie 7.19, Jérémie 7.20–23, Jérémie 7.24–26, Jérémie 7.27–29, Jérémie 7.30–34, Jérémie 7.30–8.3, Jérémie 8.1–2, Jérémie 8.4–7, Jérémie 8.4–17, Jérémie 8.6, Jérémie 8.7, Jérémie 8.8, Jérémie 8.8–13, Jérémie 8.9–10, Jérémie 8.10–12, Jérémie 8.13, Jérémie 8.14–15, Jérémie 8.16, Jérémie 8.18–9.26, Jérémie 8.20, Jérémie 8.21–22, Jérémie 8.22, Jérémie 9.2, Jérémie 9.3, Jérémie 9.3–16, Jérémie 9.4–6, Jérémie 9.7–9, Jérémie 9.10, Jérémie 9.11, Jérémie 9.12, Jérémie 9.13–14, Jérémie 9.15–16, Jérémie 9.17, Jérémie 9.17–26, Jérémie 9.18–19, Jérémie 9.20–21, Jérémie 9.23, Jérémie 9.23–24, Jérémie 9.24, Jérémie 9.25, Jérémie 9.26, Jérémie 10.1, Jérémie 10.1–16, Jérémie 10.1–25, Jérémie 10.2, Jérémie 10.3, Jérémie 10.4, Jérémie 10.5, Jérémie 10.6, Jérémie 10.7, Jérémie 10.9, Jérémie 10.10, Jérémie 10.11, Jérémie 10.12, Jérémie 10.12–16, Jérémie 10.13, Jérémie 10.16, Jérémie 10.17–18, Jérémie 10.17–22, Jérémie 10.19, Jérémie 10.20, Jérémie 10.21, Jérémie 10.22, Jérémie 10.23–25, Jérémie 11.1–3, Jérémie 11.1–17, Jérémie 11.4, Jérémie 11.5, Jérémie 11.6–7, Jérémie 11.8, Jérémie 11.9–10, Jérémie 11.11, Jérémie 11.12, Jérémie 11.13, Jérémie 11.14, Jérémie 11.15, Jérémie 11.16–17, Jérémie 11.18–19, Jérémie 11.18–23, Jérémie 11.20, Jérémie 11.21–23, Jérémie 12.1, Jérémie 12.1–4, Jérémie 12.2, Jérémie 12.3, Jérémie 12.4, Jérémie 12.5, Jérémie 12.5–13, Jérémie 12.6, Jérémie 12.7–13, Jérémie 12.9, Jérémie 12.10, Jérémie 12.10–13, Jérémie 12.11, Jérémie 12.12, Jérémie 12.13, Jérémie 12.14, Jérémie 12.14–17, Jérémie 12.15, Jérémie 12.16, Jérémie 12.17, Jérémie 13.1–2, Jérémie 13.1–14, Jérémie 13.3–5, Jérémie 13.6–7, Jérémie 13.8–9, Jérémie 13.10–11, Jérémie 13.12–14, Jérémie 13.15–16, Jérémie 13.17, Jérémie 13.18–19, Jérémie 13.20–22, Jérémie 13.23, Jérémie 13.24, Jérémie 13.24–27, Jérémie 13.25, Jérémie 13:26, Jérémie 13.27, Jérémie 14.1–22, Jérémie 14.2–3, Jérémie 14.4–6, Jérémie 14.7–9, Jérémie 14.10, Jérémie 14.11–12, Jérémie 14.13–16, Jérémie 14.17–18, Jérémie 14.19–22, Jérémie 14.22, Jérémie 15.1, Jérémie 15.1–9, Jérémie 15.2, Jérémie 15.4, Jérémie 15.5, Jérémie 15.6–7, Jérémie 15.8–9, Jérémie 15.10, Jérémie 15.10–21, Jérémie 15.11, Jérémie 15.11–14, Jérémie 15.12, Jérémie 15.13–14, Jérémie 15.15–18, Jérémie 15.16–17, Jérémie 15.18, Jérémie 15.19, Jérémie 15.20–21, Jérémie 16.1–2, Jérémie 16.1–18, Jérémie 16.3–4, Jérémie 16.5–7, Jérémie 16.8–9, Jérémie 16.10, Jérémie 16.11–13, Jérémie 16.14–15, Jérémie 16.14–18, Jérémie 16.16, Jérémie 16.18, Jérémie 16.19–20, Jérémie 16.21, Jérémie 17.1, Jérémie 17.1–4, Jérémie 17.2, Jérémie 17.3, Jérémie 17.4, Jérémie 17.5, Jérémie 17.5–10, Jérémie 17.6, Jérémie 17.7–8, Jérémie 17.9–10, Jérémie 17.11, Jérémie 17.11–13, Jérémie 17.11–18, Jérémie 17.12, Jérémie 17.14, Jérémie 17.14–18, Jérémie 17.15, Jérémie 17.16, Jérémie 17.17, Jérémie 17.18, Jérémie 17.19–20, Jérémie 17.19–27, Jérémie 17.21–22, Jérémie 17.23, Jérémie 17.24–25, Jérémie 17.26, Jérémie 17.27, Jérémie 18.1–4, Jérémie 18.1–11, Jérémie 18.5–6, Jérémie 18.7–10, Jérémie 18.11, Jérémie 18.12, Jérémie 18.13, Jérémie 18.13–17, Jérémie 18.14–15, Jérémie 18.16–17, Jérémie 18.18, Jérémie 18.18–23, Jérémie 18.19–20, Jérémie 18.21–23, Jérémie 19.1–15, Jérémie 19.4–5, Jérémie 19.6, Jérémie 19.9, Jérémie 19.10–13, Jérémie 19.14–15, Jérémie 20.1–2, Jérémie 20.1–6, Jérémie 20.3, Jérémie 20.4–5, Jérémie 20.6, Jérémie 20.7, Jérémie 20.8–9, Jérémie 20.10, Jérémie 20.11, Jérémie 20.12, Jérémie 20.13, Jérémie 20.14–18, Jérémie 20.16, Jérémie 20.17–18, Jérémie 21.1, Jérémie 21.1–10, Jérémie 21.1–28.17, Jérémie 21.2, Jérémie 21.3–7, Jérémie 21.8–10, Jérémie 21.11–12, Jérémie 21.11–14, Jérémie 21.13–14, Jérémie 22.1–5, Jérémie 22.1–23.8, Jérémie 22.3, Jérémie 22.6–7, Jérémie 22.6–9, Jérémie 22.8–9, Jérémie 22.10–12, Jérémie 22.10–30, Jérémie 22.13, Jérémie 22.13–23, Jérémie 22:14, Jérémie 22.15–16, Jérémie 22.17, Jérémie 22.18–23, Jérémie 22.19, Jérémie 22.20, Jérémie 22.22, Jérémie 22.24–30, Jérémie 22.25–27, Jérémie 22.28–30, Jérémie 22.29, Jérémie 22.30, Jérémie 23.1, Jérémie 23.1–8, Jérémie 23.3, Jérémie 23.4, Jérémie 23.5, Jérémie 23.6, Jérémie 23.9–10, Jérémie 23.9–32, Jérémie 23.10, Jérémie 23.11, Jérémie 23.12, Jérémie 23.13–14, Jérémie 23.15, Jérémie 23.16, Jérémie 23.16–32, Jérémie 23.17, Jérémie 23.18–19, Jérémie 23.19–20, Jérémie 23.21–24, Jérémie 23.22, Jérémie 23.23–24, Jérémie 23.25–27, Jérémie 23.28, Jérémie 23.29, Jérémie 23.30–32, Jérémie 23.33, Jérémie 23.33–40, Jérémie 23.34–35, Jérémie 23:36, Jérémie 23.37–40, Jérémie 23.40, Jérémie 24.1, Jérémie 24.1–10, Jérémie 24.4–7, Jérémie 24.7, Jérémie 24.8–10, Jérémie 25.1, Jérémie 25.1–14, Jérémie 25.3, Jérémie 25.4, Jérémie 25.5–6, Jérémie 25.7–9, Jérémie 25.10, Jérémie 25.11, Jérémie 25.12–14, Jérémie 25.15, Jérémie 25.15–38, Jérémie 25.16, Jérémie 25.17, Jérémie 25.18, Jérémie 25.19–20, Jérémie 25.21–22, Jérémie 25.23–26, Jérémie 25.27–29, Jérémie 25.30–31, Jérémie 25.32–33, Jérémie 25.34–35, Jérémie 25.36, Jérémie 25.37–38, Jérémie 25.38, Jérémie 26.1–24, Jérémie 26.2, Jérémie 26.3, Jérémie 26.4–6, Jérémie 26.7–9, Jérémie 26.10–15, Jérémie 26.12–13, Jérémie 26.14–15, Jérémie 26.16, Jérémie 26.17–19, Jérémie 26.24, Jérémie 27.1–22, Jérémie 27.4–5, Jérémie 27.6–8, Jérémie 27.8, Jérémie 27.9–10, Jérémie 27.12–15, Jérémie 27.16, Jérémie 27.18–19, Jérémie 27.20–22, Jérémie 27.22, Jérémie 28.1, Jérémie 28.1–17, Jérémie 28.2–3, Jérémie 28.4, Jérémie 28.5–6, Jérémie 28.7–9, Jérémie 28.10–11, Jérémie 28.12–14, Jérémie 28.15–17, Jérémie 29.1–23, Jérémie 29.2, Jérémie 29.5–7, Jérémie 29.8–9, Jérémie 29.10, Jérémie 29.11, Jérémie 29.12–13, Jérémie 29.15, Jérémie 29.16–18, Jérémie 29.20–22, Jérémie 29.24–32, Jérémie 29.29, Jérémie 29.30–32, Jérémie 30.1–24, Jérémie 30.1–33.26, Jérémie 30.3, Jérémie 30.7, Jérémie 30.8, Jérémie 30.9, Jérémie 30.10, Jérémie 30.11, Jérémie 30.12–14, Jérémie 30.15, Jérémie 30.16, Jérémie 30.17, Jérémie 30.18, Jérémie 30.19–21, Jérémie 30.22, Jérémie 30.23, Jérémie 30.24, Jérémie 31.1, Jérémie 31.2, Jérémie 31.3, Jérémie 31.4, Jérémie 31.5, Jérémie 31.6, Jérémie 31.7, Jérémie 31.8, Jérémie 31.9, Jérémie 31.10, Jérémie 31.11, Jérémie 31.12, Jérémie 31.13, Jérémie 31.14, Jérémie 31.15, Jérémie 31.15–40, Jérémie 31.16–17, Jérémie 31.18–19, Jérémie 31.19, Jérémie 31.20, Jérémie 31.21, Jérémie 31.26, Jérémie 31.27, Jérémie 31.28, Jérémie 31.29–30, Jérémie 31.31, Jérémie 31.32–34, Jérémie 31.34, Jérémie 31.35–37, Jérémie 31.38, Jérémie 31.39, Jérémie 31.40, Jérémie 32.2, Jérémie 32.4–5, Jérémie 32.6–8, Jérémie 32.9–12, Jérémie 32.10, Jérémie 32.11–12, Jérémie 32.13–14, Jérémie 32.15, Jérémie 32.16, Jérémie 32.16–25, Jérémie 32.17, Jérémie 32.18, Jérémie 32.19, Jérémie 32.20, Jérémie 32.21, Jérémie 32.22, Jérémie 32.23, Jérémie 32.24, Jérémie 32.25, Jérémie 32.26–27, Jérémie 32.26–41, Jérémie 32.28–29, Jérémie 32.30, Jérémie 32.30–35, Jérémie 32.31, Jérémie 32.34–35, Jérémie 32.36–37, Jérémie 32.36–44, Jérémie 32.37, Jérémie 32.38–40, Jérémie 32.39, Jérémie 32.41, Jérémie 32.42–43, Jérémie 32.44, Jérémie 33.1–26, Jérémie 33.2, Jérémie 33.4, Jérémie 33.5, Jérémie 33.8, Jérémie 33.9, Jérémie 33.10–11, Jérémie 33.11, Jérémie 33.12, Jérémie 33.14–15, Jérémie 33.14–18, Jérémie 33.16, Jérémie 33.17, Jérémie 33.18, Jérémie 33.19–22, Jérémie 33.23–26, Jérémie 34.1–7, Jérémie 34.1–39.18, Jérémie 34.2, Jérémie 34.4–5, Jérémie 34.6–7, Jérémie 34.8–22, Jérémie 34.8–35.19, Jérémie 34.15–16, Jérémie 34.17–20, Jérémie 34.21–22, Jérémie 35.1, Jérémie 35.1–19, Jérémie 35.1–36.32, Jérémie 35.2, Jérémie 35.3, Jérémie 35.4, Jérémie 35.6–10, Jérémie 35.12–19, Jérémie 35.14–16, Jérémie 35.17–19, Jérémie 35:19, Jérémie 36.1–2, Jérémie 36.1–32, Jérémie 36.3, Jérémie 36.4, Jérémie 36.5, Jérémie 36.6, Jérémie 36.7, Jérémie 36.8–9, Jérémie 36.10, Jérémie 36.11–13, Jérémie 36.14–16, Jérémie 36.17–18, Jérémie 36.19–20, Jérémie 36.21, Jérémie 36.23–24, Jérémie 36.25, Jérémie 36.26, Jérémie 36.27–32, Jérémie 36.29–31, Jérémie 37.1–2, Jérémie 37.1–38.28, Jérémie 37.3–4, Jérémie 37.5, Jérémie 37.6–10, Jérémie 37.11–12, Jérémie 37.13–16, Jérémie 37.17, Jérémie 37.18–20, Jérémie 37.21, Jérémie 38.1, Jérémie 38.1–13, Jérémie 38.4, Jérémie 38.5, Jérémie 38.6, Jérémie 38.7–8, Jérémie 38.10, Jérémie 38.11–12, Jérémie 38.14, Jérémie 38.14–16, Jérémie 38.17–18, Jérémie 38.19, Jérémie 38.20–22, Jérémie 38.24–28, Jérémie 39.1–10, Jérémie 39.2, Jérémie 39.3, Jérémie 39.4, Jérémie 39.5, Jérémie 39.6, Jérémie 39.7, Jérémie 39.9, Jérémie 39.11–14, Jérémie 39.11–44.30, Jérémie 39.15–17, Jérémie 40.1–6, Jérémie 40.2–3, Jérémie 40.6, Jérémie 40.7–8, Jérémie 40.7–12, Jérémie 40.9–10, Jérémie 40.11–12, Jérémie 40.14, Jérémie 40.16, Jérémie 41.1–2, Jérémie 41.4–5, Jérémie 41.8, Jérémie 41.9, Jérémie 41.10, Jérémie 41.11–12, Jérémie 41.16, Jérémie 41.17–18, Jérémie 42.1–3, Jérémie 42.4, Jérémie 42.5–6, Jérémie 42.10–12, Jérémie 42.13–22, Jérémie 42.21, Jérémie 43.1–7, Jérémie 43.3, Jérémie 43.7, Jérémie 43.10, Jérémie 43.12–13, Jérémie 43.13, Jérémie 44.1, Jérémie 44.2, Jérémie 44.3, Jérémie 44.9, Jérémie 44.11, Jérémie 44.12, Jérémie 44.15, Jérémie 44.15–19, Jérémie 44.17, Jérémie 44.18, Jérémie 44.20–23, Jérémie 44.20–30, Jérémie 44.24–25, Jérémie 44.26–28, Jérémie 44.30, Jérémie 45.1, Jérémie 45.1–5, Jérémie 45.3, Jérémie 45.5, Jérémie 46.1–51.64, Jérémie 46.2–12, Jérémie 46.3–4, Jérémie 46.7–8, Jérémie 46.9–10, Jérémie 46.11, Jérémie 46.13–24, Jérémie 46.15–17, Jérémie 46.18, Jérémie 46.19, Jérémie 46.21, Jérémie 46.22–23, Jérémie 46.25–26, Jérémie 46.27, Jérémie 47.1–7, Jérémie 47.2, Jérémie 47.4, Jérémie 47.5, Jérémie 47.6, Jérémie 47.7, Jérémie 48.1, Jérémie 48.1–47, Jérémie 48.1–49.6, Jérémie 48.2, Jérémie 48.3–4, Jérémie 48.5–6, Jérémie 48.7, Jérémie 48.8–10, Jérémie 48.11–12, Jérémie 48.13, Jérémie 48.18–19, Jérémie 48.20, Jérémie 48.21–25, Jérémie 48.26–27, Jérémie 48.31, Jérémie 48.32, Jérémie 48.34–39, Jérémie 48.35–37, Jérémie 48.39, Jérémie 48.40, Jérémie 48.43–45, Jérémie 48.45, Jérémie 48.47, Jérémie 49.1, Jérémie 49.1–6, Jérémie 49.2, Jérémie 49.3, Jérémie 49.4–6, Jérémie 49.7–8, Jérémie 49.7–22, Jérémie 49.9–11, Jérémie 49.12–22, Jérémie 49.13, Jérémie 49.14, Jérémie 49.15–16, Jérémie 49.18, Jérémie 49.19, Jérémie 49.22, Jérémie 49.23–27, Jérémie 49.25, Jérémie 49.27, Jérémie 49.28–29, Jérémie 49.28–33, Jérémie 49.30, Jérémie 49.34–39, Jérémie 49.35, Jérémie 49.36, Jérémie 49.37, Jérémie 49.38, Jérémie 49.39, Jérémie 50.1–51.64, Jérémie 50.2, Jérémie 50.3, Jérémie 50.4, Jérémie 50.4–10, Jérémie 50.5, Jérémie 50.6, Jérémie 50.7, Jérémie 50.8–9, Jérémie 50.11, Jérémie 50.11–16, Jérémie 50.12, Jérémie 50.14, Jérémie 50.15, Jérémie 50.16, Jérémie 50.17, Jérémie 50.17–20, Jérémie 50.18–19, Jérémie 50.20, Jérémie 50.21, Jérémie 50.28, Jérémie 50.29–30, Jérémie 50.31–32, Jérémie 50.33–34, Jérémie 50.35–38, Jérémie 50.38, Jérémie 50.39–40, Jérémie 50.43, Jérémie 50.44–46, Jérémie 51.1–2, Jérémie 51.3–4, Jérémie 51.5, Jérémie 51.6, Jérémie 51.7, Jérémie 51.8, Jérémie 51.9–10, Jérémie 51.11–12, Jérémie 51.15–16, Jérémie 51.15–19, Jérémie 51.20, Jérémie 51.27–28, Jérémie 51.29–30, Jérémie 51.31, Jérémie 51.33, Jérémie 51.35, Jérémie 51.36, Jérémie 51.37, Jérémie 51.38–40, Jérémie 51.42, Jérémie 51.44, Jérémie 51.45, Jérémie 51.45–53, Jérémie 51.46, Jérémie 51.47–48, Jérémie 51.49–50, Jérémie 51.51, Jérémie 51.52, Jérémie 51.53, Jérémie 51.54, Jérémie 51.55–56, Jérémie 51.57, Jérémie 51.59, Jérémie 51.59–64, Jérémie 51.63–64, Jérémie 52.1–34, Jérémie 52.9, Jérémie 52.10, Jérémie 52.11, Jérémie 52.12, Jérémie 52.12–21, Jérémie 52.13, Jérémie 52.15, Jérémie 52.17–23, Jérémie 52.21, Jérémie 52.23, Jérémie 52.25, Jérémie 52.28, Jérémie 52.28–30, Jérémie 52.29, Jérémie 52.31–34</w:t>
+      </w:r>
+      <w:r/>
+    </w:p>
+    <w:p>
+      <w:r/>
+      <w:r>
+        <w:t xml:space="preserve"> </w:t>
+      </w:r>
+      <w:r/>
+      <w:r/>
+    </w:p>
+    <w:p>
+      <w:pPr>
+        <w:sectPr>
           <w:footnotePr>
             <w:numRestart w:val="eachSect"/>
           </w:footnotePr>

--- a/fra/docx/24.content.docx
+++ b/fra/docx/24.content.docx
@@ -163,13 +163,6 @@
         <w:rPr>
           <w:lang w:val="fr_FR" w:bidi="fr_FR"/>
         </w:rPr>
-      </w:r>
-      <w:r>
-        <w:rPr>
-          <w:i/>
-          <w:lang w:val="fr_FR" w:bidi="fr_FR"/>
-        </w:rPr>
-        <w:t>Jérémie 1.1–19, Jérémie 1.2–3, Jérémie 1.4–5, Jérémie 1.6, Jérémie 1.7–8, Jérémie 1.9, Jérémie 1.11–12, Jérémie 1.13–14, Jérémie 1.17, Jérémie 1.18, Jérémie 1.19, Jérémie 2.1–13, Jérémie 2.2, Jérémie 2.3, Jérémie 2.5, Jérémie 2.6, Jérémie 2.7, Jérémie 2.8, Jérémie 2.9, Jérémie 2.10, Jérémie 2.11, Jérémie 2.12, Jérémie 2.13, Jérémie 2.14, Jérémie 2.14–22, Jérémie 2.15, Jérémie 2.16, Jérémie 2.18, Jérémie 2.19, Jérémie 2.20–21, Jérémie 2.22, Jérémie 2.23, Jérémie 2.23–3:5, Jérémie 2.25, Jérémie 2.26, Jérémie 2.27, Jérémie 2.28, Jérémie 2.30, Jérémie 2.31, Jérémie 2.32, Jérémie 2.33–34, Jérémie 2.35, Jérémie 2.36, Jérémie 3.1, Jérémie 3.1–5, Jérémie 3.2, Jérémie 3.3, Jérémie 3.4–5, Jérémie 3.6–10, Jérémie 3.7–8, Jérémie 3.8, Jérémie 3.9, Jérémie 3.10, Jérémie 3.11–4:2, Jérémie 3.12, Jérémie 3.13, Jérémie 3.14, Jérémie 3.15, Jérémie 3.16, Jérémie 3.17, Jérémie 3.18, Jérémie 3.19–20, Jérémie 3.21–4:2, Jérémie 3.22, Jérémie 3.22–24, Jérémie 4.1, Jérémie 4.2, Jérémie 4.3, Jérémie 4.3–18, Jérémie 4.4, Jérémie 4.5–6, Jérémie 4.7, Jérémie 4.8, Jérémie 4.9, Jérémie 4.10, Jérémie 4.11–12, Jérémie 4.13, Jérémie 4.14–15, Jérémie 4.17–18, Jérémie 4.19–21, Jérémie 4.23–26, Jérémie 4.28, Jérémie 4.29, Jérémie 4.30, Jérémie 4.31, Jérémie 5.1–2, Jérémie 5.3, Jérémie 5.4–5, Jérémie 5.6, Jérémie 5.7–8, Jérémie 5.9, Jérémie 5.10–13, Jérémie 5.12–13, Jérémie 5.14–19, Jérémie 5.15, Jérémie 5.16–17, Jérémie 5.18–19, Jérémie 5.20–21, Jérémie 5.22, Jérémie 5.23–25, Jérémie 5.26–28, Jérémie 5.29–31, Jérémie 6.1, Jérémie 6.1–9, Jérémie 6.2–5, Jérémie 6.6–7, Jérémie 6.8, Jérémie 6.9, Jérémie 6.10, Jérémie 6.10–15, Jérémie 6.11–12, Jérémie 6.13, Jérémie 6.14, Jérémie 6.16, Jérémie 6.16–21, Jérémie 6.17, Jérémie 6.18–19, Jérémie 6.20, Jérémie 6.22–23, Jérémie 6.22–30, Jérémie 6.26, Jérémie 6.27, Jérémie 6.27–30, Jérémie 6.28, Jérémie 6.29, Jérémie 6.30, Jérémie 7.1–2, Jérémie 7.1–15, Jérémie 7.3–4, Jérémie 7.5–7, Jérémie 7.8–10, Jérémie 7.11, Jérémie 7.12, Jérémie 7.12–15, Jérémie 7.13–15, Jérémie 7.16, Jérémie 7.17–18, Jérémie 7.19, Jérémie 7.20–23, Jérémie 7.24–26, Jérémie 7.27–29, Jérémie 7.30–34, Jérémie 7.30–8.3, Jérémie 8.1–2, Jérémie 8.4–7, Jérémie 8.4–17, Jérémie 8.6, Jérémie 8.7, Jérémie 8.8, Jérémie 8.8–13, Jérémie 8.9–10, Jérémie 8.10–12, Jérémie 8.13, Jérémie 8.14–15, Jérémie 8.16, Jérémie 8.18–9.26, Jérémie 8.20, Jérémie 8.21–22, Jérémie 8.22, Jérémie 9.2, Jérémie 9.3, Jérémie 9.3–16, Jérémie 9.4–6, Jérémie 9.7–9, Jérémie 9.10, Jérémie 9.11, Jérémie 9.12, Jérémie 9.13–14, Jérémie 9.15–16, Jérémie 9.17, Jérémie 9.17–26, Jérémie 9.18–19, Jérémie 9.20–21, Jérémie 9.23, Jérémie 9.23–24, Jérémie 9.24, Jérémie 9.25, Jérémie 9.26, Jérémie 10.1, Jérémie 10.1–16, Jérémie 10.1–25, Jérémie 10.2, Jérémie 10.3, Jérémie 10.4, Jérémie 10.5, Jérémie 10.6, Jérémie 10.7, Jérémie 10.9, Jérémie 10.10, Jérémie 10.11, Jérémie 10.12, Jérémie 10.12–16, Jérémie 10.13, Jérémie 10.16, Jérémie 10.17–18, Jérémie 10.17–22, Jérémie 10.19, Jérémie 10.20, Jérémie 10.21, Jérémie 10.22, Jérémie 10.23–25, Jérémie 11.1–3, Jérémie 11.1–17, Jérémie 11.4, Jérémie 11.5, Jérémie 11.6–7, Jérémie 11.8, Jérémie 11.9–10, Jérémie 11.11, Jérémie 11.12, Jérémie 11.13, Jérémie 11.14, Jérémie 11.15, Jérémie 11.16–17, Jérémie 11.18–19, Jérémie 11.18–23, Jérémie 11.20, Jérémie 11.21–23, Jérémie 12.1, Jérémie 12.1–4, Jérémie 12.2, Jérémie 12.3, Jérémie 12.4, Jérémie 12.5, Jérémie 12.5–13, Jérémie 12.6, Jérémie 12.7–13, Jérémie 12.9, Jérémie 12.10, Jérémie 12.10–13, Jérémie 12.11, Jérémie 12.12, Jérémie 12.13, Jérémie 12.14, Jérémie 12.14–17, Jérémie 12.15, Jérémie 12.16, Jérémie 12.17, Jérémie 13.1–2, Jérémie 13.1–14, Jérémie 13.3–5, Jérémie 13.6–7, Jérémie 13.8–9, Jérémie 13.10–11, Jérémie 13.12–14, Jérémie 13.15–16, Jérémie 13.17, Jérémie 13.18–19, Jérémie 13.20–22, Jérémie 13.23, Jérémie 13.24, Jérémie 13.24–27, Jérémie 13.25, Jérémie 13:26, Jérémie 13.27, Jérémie 14.1–22, Jérémie 14.2–3, Jérémie 14.4–6, Jérémie 14.7–9, Jérémie 14.10, Jérémie 14.11–12, Jérémie 14.13–16, Jérémie 14.17–18, Jérémie 14.19–22, Jérémie 14.22, Jérémie 15.1, Jérémie 15.1–9, Jérémie 15.2, Jérémie 15.4, Jérémie 15.5, Jérémie 15.6–7, Jérémie 15.8–9, Jérémie 15.10, Jérémie 15.10–21, Jérémie 15.11, Jérémie 15.11–14, Jérémie 15.12, Jérémie 15.13–14, Jérémie 15.15–18, Jérémie 15.16–17, Jérémie 15.18, Jérémie 15.19, Jérémie 15.20–21, Jérémie 16.1–2, Jérémie 16.1–18, Jérémie 16.3–4, Jérémie 16.5–7, Jérémie 16.8–9, Jérémie 16.10, Jérémie 16.11–13, Jérémie 16.14–15, Jérémie 16.14–18, Jérémie 16.16, Jérémie 16.18, Jérémie 16.19–20, Jérémie 16.21, Jérémie 17.1, Jérémie 17.1–4, Jérémie 17.2, Jérémie 17.3, Jérémie 17.4, Jérémie 17.5, Jérémie 17.5–10, Jérémie 17.6, Jérémie 17.7–8, Jérémie 17.9–10, Jérémie 17.11, Jérémie 17.11–13, Jérémie 17.11–18, Jérémie 17.12, Jérémie 17.14, Jérémie 17.14–18, Jérémie 17.15, Jérémie 17.16, Jérémie 17.17, Jérémie 17.18, Jérémie 17.19–20, Jérémie 17.19–27, Jérémie 17.21–22, Jérémie 17.23, Jérémie 17.24–25, Jérémie 17.26, Jérémie 17.27, Jérémie 18.1–4, Jérémie 18.1–11, Jérémie 18.5–6, Jérémie 18.7–10, Jérémie 18.11, Jérémie 18.12, Jérémie 18.13, Jérémie 18.13–17, Jérémie 18.14–15, Jérémie 18.16–17, Jérémie 18.18, Jérémie 18.18–23, Jérémie 18.19–20, Jérémie 18.21–23, Jérémie 19.1–15, Jérémie 19.4–5, Jérémie 19.6, Jérémie 19.9, Jérémie 19.10–13, Jérémie 19.14–15, Jérémie 20.1–2, Jérémie 20.1–6, Jérémie 20.3, Jérémie 20.4–5, Jérémie 20.6, Jérémie 20.7, Jérémie 20.8–9, Jérémie 20.10, Jérémie 20.11, Jérémie 20.12, Jérémie 20.13, Jérémie 20.14–18, Jérémie 20.16, Jérémie 20.17–18, Jérémie 21.1, Jérémie 21.1–10, Jérémie 21.1–28.17, Jérémie 21.2, Jérémie 21.3–7, Jérémie 21.8–10, Jérémie 21.11–12, Jérémie 21.11–14, Jérémie 21.13–14, Jérémie 22.1–5, Jérémie 22.1–23.8, Jérémie 22.3, Jérémie 22.6–7, Jérémie 22.6–9, Jérémie 22.8–9, Jérémie 22.10–12, Jérémie 22.10–30, Jérémie 22.13, Jérémie 22.13–23, Jérémie 22:14, Jérémie 22.15–16, Jérémie 22.17, Jérémie 22.18–23, Jérémie 22.19, Jérémie 22.20, Jérémie 22.22, Jérémie 22.24–30, Jérémie 22.25–27, Jérémie 22.28–30, Jérémie 22.29, Jérémie 22.30, Jérémie 23.1, Jérémie 23.1–8, Jérémie 23.3, Jérémie 23.4, Jérémie 23.5, Jérémie 23.6, Jérémie 23.9–10, Jérémie 23.9–32, Jérémie 23.10, Jérémie 23.11, Jérémie 23.12, Jérémie 23.13–14, Jérémie 23.15, Jérémie 23.16, Jérémie 23.16–32, Jérémie 23.17, Jérémie 23.18–19, Jérémie 23.19–20, Jérémie 23.21–24, Jérémie 23.22, Jérémie 23.23–24, Jérémie 23.25–27, Jérémie 23.28, Jérémie 23.29, Jérémie 23.30–32, Jérémie 23.33, Jérémie 23.33–40, Jérémie 23.34–35, Jérémie 23:36, Jérémie 23.37–40, Jérémie 23.40, Jérémie 24.1, Jérémie 24.1–10, Jérémie 24.4–7, Jérémie 24.7, Jérémie 24.8–10, Jérémie 25.1, Jérémie 25.1–14, Jérémie 25.3, Jérémie 25.4, Jérémie 25.5–6, Jérémie 25.7–9, Jérémie 25.10, Jérémie 25.11, Jérémie 25.12–14, Jérémie 25.15, Jérémie 25.15–38, Jérémie 25.16, Jérémie 25.17, Jérémie 25.18, Jérémie 25.19–20, Jérémie 25.21–22, Jérémie 25.23–26, Jérémie 25.27–29, Jérémie 25.30–31, Jérémie 25.32–33, Jérémie 25.34–35, Jérémie 25.36, Jérémie 25.37–38, Jérémie 25.38, Jérémie 26.1–24, Jérémie 26.2, Jérémie 26.3, Jérémie 26.4–6, Jérémie 26.7–9, Jérémie 26.10–15, Jérémie 26.12–13, Jérémie 26.14–15, Jérémie 26.16, Jérémie 26.17–19, Jérémie 26.24, Jérémie 27.1–22, Jérémie 27.4–5, Jérémie 27.6–8, Jérémie 27.8, Jérémie 27.9–10, Jérémie 27.12–15, Jérémie 27.16, Jérémie 27.18–19, Jérémie 27.20–22, Jérémie 27.22, Jérémie 28.1, Jérémie 28.1–17, Jérémie 28.2–3, Jérémie 28.4, Jérémie 28.5–6, Jérémie 28.7–9, Jérémie 28.10–11, Jérémie 28.12–14, Jérémie 28.15–17, Jérémie 29.1–23, Jérémie 29.2, Jérémie 29.5–7, Jérémie 29.8–9, Jérémie 29.10, Jérémie 29.11, Jérémie 29.12–13, Jérémie 29.15, Jérémie 29.16–18, Jérémie 29.20–22, Jérémie 29.24–32, Jérémie 29.29, Jérémie 29.30–32, Jérémie 30.1–24, Jérémie 30.1–33.26, Jérémie 30.3, Jérémie 30.7, Jérémie 30.8, Jérémie 30.9, Jérémie 30.10, Jérémie 30.11, Jérémie 30.12–14, Jérémie 30.15, Jérémie 30.16, Jérémie 30.17, Jérémie 30.18, Jérémie 30.19–21, Jérémie 30.22, Jérémie 30.23, Jérémie 30.24, Jérémie 31.1, Jérémie 31.2, Jérémie 31.3, Jérémie 31.4, Jérémie 31.5, Jérémie 31.6, Jérémie 31.7, Jérémie 31.8, Jérémie 31.9, Jérémie 31.10, Jérémie 31.11, Jérémie 31.12, Jérémie 31.13, Jérémie 31.14, Jérémie 31.15, Jérémie 31.15–40, Jérémie 31.16–17, Jérémie 31.18–19, Jérémie 31.19, Jérémie 31.20, Jérémie 31.21, Jérémie 31.26, Jérémie 31.27, Jérémie 31.28, Jérémie 31.29–30, Jérémie 31.31, Jérémie 31.32–34, Jérémie 31.34, Jérémie 31.35–37, Jérémie 31.38, Jérémie 31.39, Jérémie 31.40, Jérémie 32.2, Jérémie 32.4–5, Jérémie 32.6–8, Jérémie 32.9–12, Jérémie 32.10, Jérémie 32.11–12, Jérémie 32.13–14, Jérémie 32.15, Jérémie 32.16, Jérémie 32.16–25, Jérémie 32.17, Jérémie 32.18, Jérémie 32.19, Jérémie 32.20, Jérémie 32.21, Jérémie 32.22, Jérémie 32.23, Jérémie 32.24, Jérémie 32.25, Jérémie 32.26–27, Jérémie 32.26–41, Jérémie 32.28–29, Jérémie 32.30, Jérémie 32.30–35, Jérémie 32.31, Jérémie 32.34–35, Jérémie 32.36–37, Jérémie 32.36–44, Jérémie 32.37, Jérémie 32.38–40, Jérémie 32.39, Jérémie 32.41, Jérémie 32.42–43, Jérémie 32.44, Jérémie 33.1–26, Jérémie 33.2, Jérémie 33.4, Jérémie 33.5, Jérémie 33.8, Jérémie 33.9, Jérémie 33.10–11, Jérémie 33.11, Jérémie 33.12, Jérémie 33.14–15, Jérémie 33.14–18, Jérémie 33.16, Jérémie 33.17, Jérémie 33.18, Jérémie 33.19–22, Jérémie 33.23–26, Jérémie 34.1–7, Jérémie 34.1–39.18, Jérémie 34.2, Jérémie 34.4–5, Jérémie 34.6–7, Jérémie 34.8–22, Jérémie 34.8–35.19, Jérémie 34.15–16, Jérémie 34.17–20, Jérémie 34.21–22, Jérémie 35.1, Jérémie 35.1–19, Jérémie 35.1–36.32, Jérémie 35.2, Jérémie 35.3, Jérémie 35.4, Jérémie 35.6–10, Jérémie 35.12–19, Jérémie 35.14–16, Jérémie 35.17–19, Jérémie 35:19, Jérémie 36.1–2, Jérémie 36.1–32, Jérémie 36.3, Jérémie 36.4, Jérémie 36.5, Jérémie 36.6, Jérémie 36.7, Jérémie 36.8–9, Jérémie 36.10, Jérémie 36.11–13, Jérémie 36.14–16, Jérémie 36.17–18, Jérémie 36.19–20, Jérémie 36.21, Jérémie 36.23–24, Jérémie 36.25, Jérémie 36.26, Jérémie 36.27–32, Jérémie 36.29–31, Jérémie 37.1–2, Jérémie 37.1–38.28, Jérémie 37.3–4, Jérémie 37.5, Jérémie 37.6–10, Jérémie 37.11–12, Jérémie 37.13–16, Jérémie 37.17, Jérémie 37.18–20, Jérémie 37.21, Jérémie 38.1, Jérémie 38.1–13, Jérémie 38.4, Jérémie 38.5, Jérémie 38.6, Jérémie 38.7–8, Jérémie 38.10, Jérémie 38.11–12, Jérémie 38.14, Jérémie 38.14–16, Jérémie 38.17–18, Jérémie 38.19, Jérémie 38.20–22, Jérémie 38.24–28, Jérémie 39.1–10, Jérémie 39.2, Jérémie 39.3, Jérémie 39.4, Jérémie 39.5, Jérémie 39.6, Jérémie 39.7, Jérémie 39.9, Jérémie 39.11–14, Jérémie 39.11–44.30, Jérémie 39.15–17, Jérémie 40.1–6, Jérémie 40.2–3, Jérémie 40.6, Jérémie 40.7–8, Jérémie 40.7–12, Jérémie 40.9–10, Jérémie 40.11–12, Jérémie 40.14, Jérémie 40.16, Jérémie 41.1–2, Jérémie 41.4–5, Jérémie 41.8, Jérémie 41.9, Jérémie 41.10, Jérémie 41.11–12, Jérémie 41.16, Jérémie 41.17–18, Jérémie 42.1–3, Jérémie 42.4, Jérémie 42.5–6, Jérémie 42.10–12, Jérémie 42.13–22, Jérémie 42.21, Jérémie 43.1–7, Jérémie 43.3, Jérémie 43.7, Jérémie 43.10, Jérémie 43.12–13, Jérémie 43.13, Jérémie 44.1, Jérémie 44.2, Jérémie 44.3, Jérémie 44.9, Jérémie 44.11, Jérémie 44.12, Jérémie 44.15, Jérémie 44.15–19, Jérémie 44.17, Jérémie 44.18, Jérémie 44.20–23, Jérémie 44.20–30, Jérémie 44.24–25, Jérémie 44.26–28, Jérémie 44.30, Jérémie 45.1, Jérémie 45.1–5, Jérémie 45.3, Jérémie 45.5, Jérémie 46.1–51.64, Jérémie 46.2–12, Jérémie 46.3–4, Jérémie 46.7–8, Jérémie 46.9–10, Jérémie 46.11, Jérémie 46.13–24, Jérémie 46.15–17, Jérémie 46.18, Jérémie 46.19, Jérémie 46.21, Jérémie 46.22–23, Jérémie 46.25–26, Jérémie 46.27, Jérémie 47.1–7, Jérémie 47.2, Jérémie 47.4, Jérémie 47.5, Jérémie 47.6, Jérémie 47.7, Jérémie 48.1, Jérémie 48.1–47, Jérémie 48.1–49.6, Jérémie 48.2, Jérémie 48.3–4, Jérémie 48.5–6, Jérémie 48.7, Jérémie 48.8–10, Jérémie 48.11–12, Jérémie 48.13, Jérémie 48.18–19, Jérémie 48.20, Jérémie 48.21–25, Jérémie 48.26–27, Jérémie 48.31, Jérémie 48.32, Jérémie 48.34–39, Jérémie 48.35–37, Jérémie 48.39, Jérémie 48.40, Jérémie 48.43–45, Jérémie 48.45, Jérémie 48.47, Jérémie 49.1, Jérémie 49.1–6, Jérémie 49.2, Jérémie 49.3, Jérémie 49.4–6, Jérémie 49.7–8, Jérémie 49.7–22, Jérémie 49.9–11, Jérémie 49.12–22, Jérémie 49.13, Jérémie 49.14, Jérémie 49.15–16, Jérémie 49.18, Jérémie 49.19, Jérémie 49.22, Jérémie 49.23–27, Jérémie 49.25, Jérémie 49.27, Jérémie 49.28–29, Jérémie 49.28–33, Jérémie 49.30, Jérémie 49.34–39, Jérémie 49.35, Jérémie 49.36, Jérémie 49.37, Jérémie 49.38, Jérémie 49.39, Jérémie 50.1–51.64, Jérémie 50.2, Jérémie 50.3, Jérémie 50.4, Jérémie 50.4–10, Jérémie 50.5, Jérémie 50.6, Jérémie 50.7, Jérémie 50.8–9, Jérémie 50.11, Jérémie 50.11–16, Jérémie 50.12, Jérémie 50.14, Jérémie 50.15, Jérémie 50.16, Jérémie 50.17, Jérémie 50.17–20, Jérémie 50.18–19, Jérémie 50.20, Jérémie 50.21, Jérémie 50.28, Jérémie 50.29–30, Jérémie 50.31–32, Jérémie 50.33–34, Jérémie 50.35–38, Jérémie 50.38, Jérémie 50.39–40, Jérémie 50.43, Jérémie 50.44–46, Jérémie 51.1–2, Jérémie 51.3–4, Jérémie 51.5, Jérémie 51.6, Jérémie 51.7, Jérémie 51.8, Jérémie 51.9–10, Jérémie 51.11–12, Jérémie 51.15–16, Jérémie 51.15–19, Jérémie 51.20, Jérémie 51.27–28, Jérémie 51.29–30, Jérémie 51.31, Jérémie 51.33, Jérémie 51.35, Jérémie 51.36, Jérémie 51.37, Jérémie 51.38–40, Jérémie 51.42, Jérémie 51.44, Jérémie 51.45, Jérémie 51.45–53, Jérémie 51.46, Jérémie 51.47–48, Jérémie 51.49–50, Jérémie 51.51, Jérémie 51.52, Jérémie 51.53, Jérémie 51.54, Jérémie 51.55–56, Jérémie 51.57, Jérémie 51.59, Jérémie 51.59–64, Jérémie 51.63–64, Jérémie 52.1–34, Jérémie 52.9, Jérémie 52.10, Jérémie 52.11, Jérémie 52.12, Jérémie 52.12–21, Jérémie 52.13, Jérémie 52.15, Jérémie 52.17–23, Jérémie 52.21, Jérémie 52.23, Jérémie 52.25, Jérémie 52.28, Jérémie 52.28–30, Jérémie 52.29, Jérémie 52.31–34</w:t>
       </w:r>
       <w:r>
         <w:rPr>

--- a/fra/docx/24.content.docx
+++ b/fra/docx/24.content.docx
@@ -150,19 +150,6 @@
           <w:lang w:val="fr_FR" w:bidi="fr_FR"/>
         </w:rPr>
         <w:t>JER</w:t>
-      </w:r>
-      <w:r>
-        <w:rPr>
-          <w:lang w:val="fr_FR" w:bidi="fr_FR"/>
-        </w:rPr>
-      </w:r>
-    </w:p>
-    <w:p>
-      <w:pPr/>
-      <w:r>
-        <w:rPr>
-          <w:lang w:val="fr_FR" w:bidi="fr_FR"/>
-        </w:rPr>
       </w:r>
       <w:r>
         <w:rPr>

--- a/fra/docx/24.content.docx
+++ b/fra/docx/24.content.docx
@@ -19,7 +19,7 @@
         <w:rPr>
           <w:lang w:val="fr_FR" w:bidi="fr_FR"/>
         </w:rPr>
-        <w:t>Resource: Notes d'étude (Tyndale)</w:t>
+        <w:t>Resource: Tyndale Open Study Notes</w:t>
       </w:r>
       <w:r>
         <w:rPr>
@@ -112,7 +112,7 @@
         <w:rPr>
           <w:lang w:val="fr_FR" w:bidi="fr_FR"/>
         </w:rPr>
-        <w:t>Notes d'étude (Tyndale)</w:t>
+        <w:t>Tyndale Open Study Notes</w:t>
       </w:r>
     </w:p>
     <w:p>

--- a/fra/docx/24.content.docx
+++ b/fra/docx/24.content.docx
@@ -19,7 +19,7 @@
         <w:rPr>
           <w:lang w:val="fr_FR" w:bidi="fr_FR"/>
         </w:rPr>
-        <w:t>Resource: Tyndale Open Study Notes</w:t>
+        <w:t>Resource: Aquifer Open Study Notes</w:t>
       </w:r>
       <w:r>
         <w:rPr>
@@ -112,7 +112,7 @@
         <w:rPr>
           <w:lang w:val="fr_FR" w:bidi="fr_FR"/>
         </w:rPr>
-        <w:t>Tyndale Open Study Notes</w:t>
+        <w:t>Aquifer Open Study Notes</w:t>
       </w:r>
     </w:p>
     <w:p>

--- a/fra/docx/24.content.docx
+++ b/fra/docx/24.content.docx
@@ -807,13 +807,13 @@
         <w:rPr>
           <w:lang w:val="fr_FR" w:bidi="fr_FR"/>
         </w:rPr>
-        <w:t>Jérémie craint de paraître ridicule en tant que messager de l'Éternel (voir l'</w:t>
-      </w:r>
-      <w:r>
-        <w:rPr>
-          <w:lang w:val="fr_FR" w:bidi="fr_FR"/>
-        </w:rPr>
-        <w:t>Introduction au livre de Jérémie</w:t>
+        <w:t xml:space="preserve">Jérémie craint de paraître ridicule en tant que messager de l'Éternel (voir </w:t>
+      </w:r>
+      <w:r>
+        <w:rPr>
+          <w:lang w:val="fr_FR" w:bidi="fr_FR"/>
+        </w:rPr>
+        <w:t>l'Introduction au livre de Jérémie</w:t>
       </w:r>
       <w:r>
         <w:rPr>
